--- a/de/wisdom-stories/not-my-concern.docx
+++ b/de/wisdom-stories/not-my-concern.docx
@@ -157,7 +157,7 @@
         <w:rPr>
           <w:lang/>
         </w:rPr>
-        <w:t>„Mein Sultan, wie könnte ich eure Frage leichtfertig behandeln? Ich habe gründlich darüber nachgedacht und euch meine Antwort mitgeteilt.“</w:t>
+        <w:t>„Mein Sultan, wie könnte ich Eure Frage leichtfertig behandeln? Ich habe gründlich darüber nachgedacht und Euch meine Antwort mitgeteilt.“</w:t>
       </w:r>
     </w:p>
     <w:p>
